--- a/exports/leadership_briefing_v1.0.docx
+++ b/exports/leadership_briefing_v1.0.docx
@@ -40,14 +40,7 @@
           <w:bCs/>
           <w:b/>
         </w:rPr>
-        <w:t xml:space="preserve">Leadership Briefing — Version</w:t>
-      </w:r>
-      <w:r>
-        <w:rPr>
-          <w:bCs/>
-          <w:b/>
-        </w:rPr>
-        <w:t xml:space="preserve"> </w:t>
+        <w:t xml:space="preserve">Leadership Briefing — Version 1.0</w:t>
       </w:r>
     </w:p>
     <w:p>
@@ -68,6 +61,38 @@
       </w:r>
     </w:p>
     <w:p>
+      <w:pPr>
+        <w:pStyle w:val="FirstParagraph"/>
+      </w:pPr>
+      <w:r>
+        <w:t xml:space="preserve">The Unified Identity-Addressing-Overlay Architecture (UIAO) establishes a modern federal enterprise built on identity, telemetry, and cloud-first routing. It replaces fragmented legacy systems with a coherent, Zero Trust-aligned architecture that treats identity as the perimeter, telemetry as the authoritative truth source, and governance as an automated workflow rather than a manual process. UIAO is not a technology refresh; it is a structural modernization of how the agency authenticates, addresses, routes, observes, and governs every digital interaction.</w:t>
+      </w:r>
+      <w:r>
+        <w:t xml:space="preserve"> </w:t>
+      </w:r>
+      <w:r>
+        <w:t xml:space="preserve">The agency’s current environment is constrained by TIC 2.0 hairpinning, on-premises Active Directory dependencies, fragmented IPAM, inconsistent Zero Trust enforcement, and incomplete telemetry. These limitations degrade M365 performance, increase cyber risk, and create compliance gaps with TIC 3.0, FedRAMP 22, SCuBA, and NIST 800-63. UIAO directly addresses these issues by unifying identity, addressing, routing, and telemetry into a single architectural fabric.</w:t>
+      </w:r>
+      <w:r>
+        <w:t xml:space="preserve"> </w:t>
+      </w:r>
+      <w:r>
+        <w:t xml:space="preserve">The vision is a cloud-optimized, identity-driven enterprise where every resource—from IP addresses to certificates to routing paths—is derived from or bound to identity. Telemetry becomes a real-time control input for routing and security decisions. Addressing becomes deterministic and policy-driven. Routing becomes cloud-first and performance-optimized. Governance becomes embedded and automated. Above all, modernization is guided by a simple principle: if a change degrades citizen experience, it does not ship.</w:t>
+      </w:r>
+      <w:r>
+        <w:t xml:space="preserve"> </w:t>
+      </w:r>
+      <w:r>
+        <w:t xml:space="preserve">UIAO organizes the modernized enterprise into five coordinated control planes and seven core concepts that define how the architecture operates. These planes and concepts work together to deliver conversation-level visibility, identity-aware segmentation, accurate location inference, and automated policy enforcement. The frozen state analysis reveals a legacy environment that cannot support modern mission requirements. UIAO resolves these issues by establishing a unified, authoritative, and automated architecture that improves performance, strengthens security, reduces compliance risk, and enhances citizen-facing services.</w:t>
+      </w:r>
+      <w:r>
+        <w:t xml:space="preserve"> </w:t>
+      </w:r>
+      <w:r>
+        <w:t xml:space="preserve">UIAO delivers measurable outcomes: reduced latency, improved M365 performance, stronger identity governance, deterministic addressing, real-time telemetry correlation, and alignment with federal modernization mandates. It provides the foundation for a resilient, scalable, and future-ready federal enterprise.</w:t>
+      </w:r>
+    </w:p>
+    <w:p>
       <w:r>
         <w:pict>
           <v:rect style="width:0;height:1.5pt" o:hralign="center" o:hrstd="t" o:hr="t"/>
@@ -85,6 +110,20 @@
       </w:r>
     </w:p>
     <w:p>
+      <w:pPr>
+        <w:pStyle w:val="FirstParagraph"/>
+      </w:pPr>
+      <w:r>
+        <w:t xml:space="preserve">The Unified Identity-Addressing-Overlay Architecture (UIAO) is a modernization initiative designed to unify identity, addressing, routing, telemetry, and governance into a coherent, Zero Trust-aligned federal architecture. It integrates Microsoft Entra ID as the identity control plane, ICAM as the governance backbone, InfoBlox as the authoritative IPAM, Cisco SD-WAN as the routing control plane, and cloud-native telemetry and location services as the truth source for operational decisions. Together, these components form a coordinated modernization effort that replaces fragmented legacy systems with a cloud-optimized, identity-driven, telemetry-informed enterprise.</w:t>
+      </w:r>
+      <w:r>
+        <w:t xml:space="preserve"> </w:t>
+      </w:r>
+      <w:r>
+        <w:t xml:space="preserve">The strategic goal is to transform the agency into a modern federal network where identity is the perimeter, telemetry is the truth, routing is cloud-first, and governance is automated. UIAO provides the architectural foundation needed to meet Zero Trust expectations, TIC 3.0 requirements, and FedRAMP-aligned controls while improving mission performance and citizen experience.</w:t>
+      </w:r>
+    </w:p>
+    <w:p>
       <w:r>
         <w:pict>
           <v:rect style="width:0;height:1.5pt" o:hralign="center" o:hrstd="t" o:hr="t"/>
@@ -102,6 +141,20 @@
       </w:r>
     </w:p>
     <w:p>
+      <w:pPr>
+        <w:pStyle w:val="FirstParagraph"/>
+      </w:pPr>
+      <w:r>
+        <w:t xml:space="preserve">The agency’s current environment is constrained by legacy TIC 2.0 routing patterns that force traffic through centralized bottlenecks, degrading performance and limiting cloud adoption. Identity remains anchored in on-premises Active Directory, creating governance gaps and inconsistent enforcement across divisions. Addressing is fragmented across spreadsheets and disconnected IPAM tools, making it difficult to correlate identity, device, and network activity. Telemetry is incomplete and siloed, preventing conversation-level visibility and limiting the agency’s ability to support INR, E911, or Zero Trust enforcement.</w:t>
+      </w:r>
+      <w:r>
+        <w:t xml:space="preserve"> </w:t>
+      </w:r>
+      <w:r>
+        <w:t xml:space="preserve">These limitations have direct mission impact. M365 performance is degraded by unnecessary hairpinning. Cyber risk increases when identity governance is inconsistent and telemetry is incomplete. Compliance gaps emerge when the agency cannot meet TIC 3.0, FedRAMP 22, or SCuBA expectations. Operational inefficiencies multiply when governance depends on manual tickets instead of automated workflows. Modernization is required to support mission readiness, cyber resilience, and citizen-facing services.</w:t>
+      </w:r>
+    </w:p>
+    <w:p>
       <w:r>
         <w:pict>
           <v:rect style="width:0;height:1.5pt" o:hralign="center" o:hrstd="t" o:hr="t"/>
@@ -119,6 +172,20 @@
       </w:r>
     </w:p>
     <w:p>
+      <w:pPr>
+        <w:pStyle w:val="FirstParagraph"/>
+      </w:pPr>
+      <w:r>
+        <w:t xml:space="preserve">UIAO envisions a fully modernized federal network where identity, addressing, routing, and telemetry operate as a unified system. In this end state, identity becomes the root namespace for all resources, addressing becomes deterministic and policy-driven, routing becomes cloud-first and performance-optimized, and telemetry becomes a real-time control input rather than a passive reporting mechanism.</w:t>
+      </w:r>
+      <w:r>
+        <w:t xml:space="preserve"> </w:t>
+      </w:r>
+      <w:r>
+        <w:t xml:space="preserve">The architecture is guided by several principles. Zero Trust is the default operating model, with identity as the perimeter and continuous verification as the norm. Telemetry is treated as the authoritative truth source for routing, security, and compliance decisions. Modernization proceeds incrementally, avoiding big-bang cutovers and minimizing operational disruption. All design choices are aligned with FedRAMP, TIC 3.0, and NIST 800-63 requirements. Above all, the architecture prioritizes citizen experience: if a change degrades public service, it does not ship.</w:t>
+      </w:r>
+    </w:p>
+    <w:p>
       <w:r>
         <w:pict>
           <v:rect style="width:0;height:1.5pt" o:hralign="center" o:hrstd="t" o:hr="t"/>
@@ -126,13 +193,102 @@
       </w:r>
     </w:p>
     <w:bookmarkEnd w:id="24"/>
-    <w:bookmarkStart w:id="25" w:name="the-five-control-planes"/>
+    <w:bookmarkStart w:id="30" w:name="the-five-control-planes"/>
     <w:p>
       <w:pPr>
         <w:pStyle w:val="Heading1"/>
       </w:pPr>
       <w:r>
         <w:t xml:space="preserve">The Five Control Planes</w:t>
+      </w:r>
+    </w:p>
+    <w:bookmarkStart w:id="25" w:name="identity-control-plane"/>
+    <w:p>
+      <w:pPr>
+        <w:pStyle w:val="Heading3"/>
+      </w:pPr>
+      <w:r>
+        <w:t xml:space="preserve">1. Identity Control Plane</w:t>
+      </w:r>
+    </w:p>
+    <w:p>
+      <w:pPr>
+        <w:pStyle w:val="FirstParagraph"/>
+      </w:pPr>
+      <w:r>
+        <w:t xml:space="preserve">The Identity Control Plane is anchored in Entra ID and reinforced by ICAM governance, Conditional Access, Privileged Identity Management, and lifecycle automation. Identity becomes the authoritative source for access, addressing, certificates, and policy.</w:t>
+      </w:r>
+    </w:p>
+    <w:bookmarkEnd w:id="25"/>
+    <w:bookmarkStart w:id="26" w:name="network-control-plane"/>
+    <w:p>
+      <w:pPr>
+        <w:pStyle w:val="Heading3"/>
+      </w:pPr>
+      <w:r>
+        <w:t xml:space="preserve">2. Network Control Plane</w:t>
+      </w:r>
+    </w:p>
+    <w:p>
+      <w:pPr>
+        <w:pStyle w:val="FirstParagraph"/>
+      </w:pPr>
+      <w:r>
+        <w:t xml:space="preserve">The Network Control Plane uses Cisco SD-WAN to deliver cloud-first routing, performance-optimized paths for M365, and identity-aware segmentation. Integration with INR enables location-aware routing and emergency services readiness.</w:t>
+      </w:r>
+    </w:p>
+    <w:bookmarkEnd w:id="26"/>
+    <w:bookmarkStart w:id="27" w:name="addressing-control-plane"/>
+    <w:p>
+      <w:pPr>
+        <w:pStyle w:val="Heading3"/>
+      </w:pPr>
+      <w:r>
+        <w:t xml:space="preserve">3. Addressing Control Plane</w:t>
+      </w:r>
+    </w:p>
+    <w:p>
+      <w:pPr>
+        <w:pStyle w:val="FirstParagraph"/>
+      </w:pPr>
+      <w:r>
+        <w:t xml:space="preserve">The Addressing Control Plane modernizes IPAM through InfoBlox, replacing spreadsheets with authoritative, identity-derived addressing. DNS and DHCP are unified across cloud and on-prem environments, enabling consistent policy enforcement and accurate telemetry correlation.</w:t>
+      </w:r>
+    </w:p>
+    <w:bookmarkEnd w:id="27"/>
+    <w:bookmarkStart w:id="28" w:name="telemetry-location-control-plane"/>
+    <w:p>
+      <w:pPr>
+        <w:pStyle w:val="Heading3"/>
+      </w:pPr>
+      <w:r>
+        <w:t xml:space="preserve">4. Telemetry &amp; Location Control Plane</w:t>
+      </w:r>
+    </w:p>
+    <w:p>
+      <w:pPr>
+        <w:pStyle w:val="FirstParagraph"/>
+      </w:pPr>
+      <w:r>
+        <w:t xml:space="preserve">The Telemetry and Location Control Plane consolidates signals from M365, SD-WAN, endpoints, DNS, CDM/CLAW, and SIEM platforms. Telemetry becomes a real-time control input for routing, security, and compliance, enabling conversation-level visibility across the enterprise.</w:t>
+      </w:r>
+    </w:p>
+    <w:bookmarkEnd w:id="28"/>
+    <w:bookmarkStart w:id="29" w:name="security-compliance-plane"/>
+    <w:p>
+      <w:pPr>
+        <w:pStyle w:val="Heading3"/>
+      </w:pPr>
+      <w:r>
+        <w:t xml:space="preserve">5. Security &amp; Compliance Plane</w:t>
+      </w:r>
+    </w:p>
+    <w:p>
+      <w:pPr>
+        <w:pStyle w:val="FirstParagraph"/>
+      </w:pPr>
+      <w:r>
+        <w:t xml:space="preserve">The Security and Compliance Plane aligns the architecture with TIC 3.0, Zero Trust, FedRAMP 22, NIST 800-63, and ICAM governance. Security becomes embedded in the architecture rather than bolted on, with automated enforcement replacing manual review.</w:t>
       </w:r>
     </w:p>
     <w:p>
@@ -142,14 +298,140 @@
         </w:pict>
       </w:r>
     </w:p>
-    <w:bookmarkEnd w:id="25"/>
-    <w:bookmarkStart w:id="26" w:name="seven-core-concepts"/>
+    <w:bookmarkEnd w:id="29"/>
+    <w:bookmarkEnd w:id="30"/>
+    <w:bookmarkStart w:id="38" w:name="seven-core-concepts"/>
     <w:p>
       <w:pPr>
         <w:pStyle w:val="Heading1"/>
       </w:pPr>
       <w:r>
         <w:t xml:space="preserve">Seven Core Concepts</w:t>
+      </w:r>
+    </w:p>
+    <w:bookmarkStart w:id="31" w:name="conversation-as-the-atomic-unit"/>
+    <w:p>
+      <w:pPr>
+        <w:pStyle w:val="Heading3"/>
+      </w:pPr>
+      <w:r>
+        <w:t xml:space="preserve">1. Conversation as the Atomic Unit</w:t>
+      </w:r>
+    </w:p>
+    <w:p>
+      <w:pPr>
+        <w:pStyle w:val="FirstParagraph"/>
+      </w:pPr>
+      <w:r>
+        <w:t xml:space="preserve">Every interaction—identity, certificate, addressing, path, QoS, and telemetry—is treated as a single, correlated conversation rather than isolated events.</w:t>
+      </w:r>
+    </w:p>
+    <w:bookmarkEnd w:id="31"/>
+    <w:bookmarkStart w:id="32" w:name="identity-as-the-root-namespace"/>
+    <w:p>
+      <w:pPr>
+        <w:pStyle w:val="Heading3"/>
+      </w:pPr>
+      <w:r>
+        <w:t xml:space="preserve">2. Identity as the Root Namespace</w:t>
+      </w:r>
+    </w:p>
+    <w:p>
+      <w:pPr>
+        <w:pStyle w:val="FirstParagraph"/>
+      </w:pPr>
+      <w:r>
+        <w:t xml:space="preserve">Identity becomes the root namespace for all resources, ensuring that every IP address, certificate, subnet, policy, and telemetry event is derived from or bound to identity.</w:t>
+      </w:r>
+    </w:p>
+    <w:bookmarkEnd w:id="32"/>
+    <w:bookmarkStart w:id="33" w:name="deterministic-addressing"/>
+    <w:p>
+      <w:pPr>
+        <w:pStyle w:val="Heading3"/>
+      </w:pPr>
+      <w:r>
+        <w:t xml:space="preserve">3. Deterministic Addressing</w:t>
+      </w:r>
+    </w:p>
+    <w:p>
+      <w:pPr>
+        <w:pStyle w:val="FirstParagraph"/>
+      </w:pPr>
+      <w:r>
+        <w:t xml:space="preserve">Addressing becomes deterministic and policy-driven, replacing ad-hoc assignment with identity-derived logic that enables accurate correlation and automated governance.</w:t>
+      </w:r>
+    </w:p>
+    <w:bookmarkEnd w:id="33"/>
+    <w:bookmarkStart w:id="34" w:name="certificate-anchored-overlay"/>
+    <w:p>
+      <w:pPr>
+        <w:pStyle w:val="Heading3"/>
+      </w:pPr>
+      <w:r>
+        <w:t xml:space="preserve">4. Certificate-Anchored Overlay</w:t>
+      </w:r>
+    </w:p>
+    <w:p>
+      <w:pPr>
+        <w:pStyle w:val="FirstParagraph"/>
+      </w:pPr>
+      <w:r>
+        <w:t xml:space="preserve">Certificates and mutual TLS anchor tunnels, services, and trust relationships across the enterprise.</w:t>
+      </w:r>
+    </w:p>
+    <w:bookmarkEnd w:id="34"/>
+    <w:bookmarkStart w:id="35" w:name="telemetry-as-control"/>
+    <w:p>
+      <w:pPr>
+        <w:pStyle w:val="Heading3"/>
+      </w:pPr>
+      <w:r>
+        <w:t xml:space="preserve">5. Telemetry as Control</w:t>
+      </w:r>
+    </w:p>
+    <w:p>
+      <w:pPr>
+        <w:pStyle w:val="FirstParagraph"/>
+      </w:pPr>
+      <w:r>
+        <w:t xml:space="preserve">Telemetry becomes an active control input for routing, security, and compliance decisions rather than a passive reporting mechanism.</w:t>
+      </w:r>
+    </w:p>
+    <w:bookmarkEnd w:id="35"/>
+    <w:bookmarkStart w:id="36" w:name="embedded-governance-automation"/>
+    <w:p>
+      <w:pPr>
+        <w:pStyle w:val="Heading3"/>
+      </w:pPr>
+      <w:r>
+        <w:t xml:space="preserve">6. Embedded Governance &amp; Automation</w:t>
+      </w:r>
+    </w:p>
+    <w:p>
+      <w:pPr>
+        <w:pStyle w:val="FirstParagraph"/>
+      </w:pPr>
+      <w:r>
+        <w:t xml:space="preserve">Governance is executed through orchestrated workflows that enforce policy consistently and reduce operational burden.</w:t>
+      </w:r>
+    </w:p>
+    <w:bookmarkEnd w:id="36"/>
+    <w:bookmarkStart w:id="37" w:name="public-service-first"/>
+    <w:p>
+      <w:pPr>
+        <w:pStyle w:val="Heading3"/>
+      </w:pPr>
+      <w:r>
+        <w:t xml:space="preserve">7. Public Service First</w:t>
+      </w:r>
+    </w:p>
+    <w:p>
+      <w:pPr>
+        <w:pStyle w:val="FirstParagraph"/>
+      </w:pPr>
+      <w:r>
+        <w:t xml:space="preserve">Citizen experience, accessibility, and privacy remain top-level design constraints.</w:t>
       </w:r>
     </w:p>
     <w:p>
@@ -159,14 +441,23 @@
         </w:pict>
       </w:r>
     </w:p>
-    <w:bookmarkEnd w:id="26"/>
-    <w:bookmarkStart w:id="27" w:name="frozen-state-analysis"/>
+    <w:bookmarkEnd w:id="37"/>
+    <w:bookmarkEnd w:id="38"/>
+    <w:bookmarkStart w:id="39" w:name="frozen-state-analysis"/>
     <w:p>
       <w:pPr>
         <w:pStyle w:val="Heading1"/>
       </w:pPr>
       <w:r>
         <w:t xml:space="preserve">Frozen State Analysis</w:t>
+      </w:r>
+    </w:p>
+    <w:p>
+      <w:pPr>
+        <w:pStyle w:val="FirstParagraph"/>
+      </w:pPr>
+      <w:r>
+        <w:t xml:space="preserve">The agency’s current environment reflects a series of disconnected legacy systems that cannot support modern requirements. Identity is siloed across divisions, preventing a unified identity graph. Addressing is static and manually managed, creating operational risk and preventing accurate correlation. Network security relies on perimeter firewalls that cannot enforce identity-aware segmentation. Endpoint posture is inconsistent due to mixed tooling. Applications rely on monolithic architectures and local authentication, limiting scalability and modernization. Telemetry is collected but not correlated, preventing conversation-level visibility. Governance depends on email and manual change management, slowing operations and increasing error rates. Data protection relies on manual classification and noisy DLP, limiting effectiveness.</w:t>
       </w:r>
     </w:p>
     <w:p>
@@ -176,14 +467,22 @@
         </w:pict>
       </w:r>
     </w:p>
-    <w:bookmarkEnd w:id="27"/>
-    <w:bookmarkStart w:id="28" w:name="program-outcomes"/>
+    <w:bookmarkEnd w:id="39"/>
+    <w:bookmarkStart w:id="40" w:name="program-outcomes"/>
     <w:p>
       <w:pPr>
         <w:pStyle w:val="Heading1"/>
       </w:pPr>
       <w:r>
         <w:t xml:space="preserve">Program Outcomes</w:t>
+      </w:r>
+    </w:p>
+    <w:p>
+      <w:pPr>
+        <w:pStyle w:val="FirstParagraph"/>
+      </w:pPr>
+      <w:r>
+        <w:t xml:space="preserve">UIAO delivers measurable improvements across performance, security, compliance, and mission readiness. Cloud-first routing and identity- driven segmentation reduce latency and improve M365 performance. Stronger identity governance and deterministic addressing enhance Zero Trust enforcement. Unified telemetry enables accurate location inference, conversation-level visibility, and real-time decision-making. The architecture aligns the agency with TIC 3.0, FedRAMP 22, and NIST 800-63 requirements, reducing compliance risk. Most importantly, the modernization improves citizen experience by delivering faster, more reliable, and more secure services.</w:t>
       </w:r>
     </w:p>
     <w:p>
@@ -202,10 +501,10 @@
           <w:iCs/>
           <w:i/>
         </w:rPr>
-        <w:t xml:space="preserve">End of Leadership Briefing v</w:t>
-      </w:r>
-    </w:p>
-    <w:bookmarkEnd w:id="28"/>
+        <w:t xml:space="preserve">End of Leadership Briefing v1.0</w:t>
+      </w:r>
+    </w:p>
+    <w:bookmarkEnd w:id="40"/>
     <w:sectPr/>
   </w:body>
 </w:document>

--- a/exports/leadership_briefing_v1.0.docx
+++ b/exports/leadership_briefing_v1.0.docx
@@ -872,6 +872,391 @@
       </w:r>
       <w:r>
         <w:t xml:space="preserve">CM-8: System Component Inventory (Rev 5)</w:t>
+      </w:r>
+      <w:r>
+        <w:t xml:space="preserve">”</w:t>
+      </w:r>
+    </w:p>
+    <w:p>
+      <w:pPr>
+        <w:pStyle w:val="SourceCode"/>
+      </w:pPr>
+      <w:r>
+        <w:rPr>
+          <w:rStyle w:val="VerbatimChar"/>
+        </w:rPr>
+        <w:t xml:space="preserve">  identity_lifecycle_scenarios:</w:t>
+      </w:r>
+    </w:p>
+    <w:p>
+      <w:pPr>
+        <w:pStyle w:val="FirstParagraph"/>
+      </w:pPr>
+      <w:r>
+        <w:t xml:space="preserve">mover_scenario:</w:t>
+      </w:r>
+      <w:r>
+        <w:t xml:space="preserve"> </w:t>
+      </w:r>
+      <w:r>
+        <w:t xml:space="preserve">persona:</w:t>
+      </w:r>
+      <w:r>
+        <w:t xml:space="preserve"> </w:t>
+      </w:r>
+      <w:r>
+        <w:t xml:space="preserve">“</w:t>
+      </w:r>
+      <w:r>
+        <w:t xml:space="preserve">Sarah Miller, Senior Analyst</w:t>
+      </w:r>
+      <w:r>
+        <w:t xml:space="preserve">”</w:t>
+      </w:r>
+      <w:r>
+        <w:t xml:space="preserve"> </w:t>
+      </w:r>
+      <w:r>
+        <w:t xml:space="preserve">event:</w:t>
+      </w:r>
+      <w:r>
+        <w:t xml:space="preserve"> </w:t>
+      </w:r>
+      <w:r>
+        <w:t xml:space="preserve">“</w:t>
+      </w:r>
+      <w:r>
+        <w:t xml:space="preserve">Internal Transfer from Field Operations (Dept 400) to Cyber Policy (Dept 800)</w:t>
+      </w:r>
+      <w:r>
+        <w:t xml:space="preserve">”</w:t>
+      </w:r>
+      <w:r>
+        <w:t xml:space="preserve"> </w:t>
+      </w:r>
+      <w:r>
+        <w:t xml:space="preserve">narrative: &gt;</w:t>
+      </w:r>
+      <w:r>
+        <w:t xml:space="preserve"> </w:t>
+      </w:r>
+      <w:r>
+        <w:t xml:space="preserve">The Mover scenario demonstrates Zero-Touch internal transfers.</w:t>
+      </w:r>
+      <w:r>
+        <w:t xml:space="preserve"> </w:t>
+      </w:r>
+      <w:r>
+        <w:t xml:space="preserve">When the HRIS updates Sarah’s department ID, the Entra ID</w:t>
+      </w:r>
+      <w:r>
+        <w:t xml:space="preserve"> </w:t>
+      </w:r>
+      <w:r>
+        <w:t xml:space="preserve">Provisioning Service detects the attribute change within one hour.</w:t>
+      </w:r>
+      <w:r>
+        <w:t xml:space="preserve"> </w:t>
+      </w:r>
+      <w:r>
+        <w:t xml:space="preserve">The ABAC engine evaluates her identity against dynamic groups.</w:t>
+      </w:r>
+      <w:r>
+        <w:t xml:space="preserve"> </w:t>
+      </w:r>
+      <w:r>
+        <w:t xml:space="preserve">She is automatically removed from Field Ops Users (department eq 400)</w:t>
+      </w:r>
+      <w:r>
+        <w:t xml:space="preserve"> </w:t>
+      </w:r>
+      <w:r>
+        <w:t xml:space="preserve">and added to Cyber Policy Users (department eq 800). Access to</w:t>
+      </w:r>
+      <w:r>
+        <w:t xml:space="preserve"> </w:t>
+      </w:r>
+      <w:r>
+        <w:t xml:space="preserve">Field Operations SharePoint is revoked while Cyber Policy Teams</w:t>
+      </w:r>
+      <w:r>
+        <w:t xml:space="preserve"> </w:t>
+      </w:r>
+      <w:r>
+        <w:t xml:space="preserve">channel, Agency Policy Repository, and Moderate-Security Azure</w:t>
+      </w:r>
+      <w:r>
+        <w:t xml:space="preserve"> </w:t>
+      </w:r>
+      <w:r>
+        <w:t xml:space="preserve">enclave are provisioned instantly. Conditional Access updates to</w:t>
+      </w:r>
+      <w:r>
+        <w:t xml:space="preserve"> </w:t>
+      </w:r>
+      <w:r>
+        <w:t xml:space="preserve">require phishing-resistant MFA (PIV Card) for policy-specific</w:t>
+      </w:r>
+      <w:r>
+        <w:t xml:space="preserve"> </w:t>
+      </w:r>
+      <w:r>
+        <w:t xml:space="preserve">resources. The Sync Orchestrator updates her ServiceNow CI record</w:t>
+      </w:r>
+      <w:r>
+        <w:t xml:space="preserve"> </w:t>
+      </w:r>
+      <w:r>
+        <w:t xml:space="preserve">and notifies the Cyber Policy Lead via MS Teams.</w:t>
+      </w:r>
+      <w:r>
+        <w:t xml:space="preserve"> </w:t>
+      </w:r>
+      <w:r>
+        <w:t xml:space="preserve">metrics:</w:t>
+      </w:r>
+      <w:r>
+        <w:t xml:space="preserve"> </w:t>
+      </w:r>
+      <w:r>
+        <w:t xml:space="preserve">time_to_productivity:</w:t>
+      </w:r>
+      <w:r>
+        <w:t xml:space="preserve"> </w:t>
+      </w:r>
+      <w:r>
+        <w:t xml:space="preserve">“</w:t>
+      </w:r>
+      <w:r>
+        <w:t xml:space="preserve">Reduced from 5-7 days to less than 60 minutes</w:t>
+      </w:r>
+      <w:r>
+        <w:t xml:space="preserve">”</w:t>
+      </w:r>
+      <w:r>
+        <w:t xml:space="preserve"> </w:t>
+      </w:r>
+      <w:r>
+        <w:t xml:space="preserve">security_risk:</w:t>
+      </w:r>
+      <w:r>
+        <w:t xml:space="preserve"> </w:t>
+      </w:r>
+      <w:r>
+        <w:t xml:space="preserve">“</w:t>
+      </w:r>
+      <w:r>
+        <w:t xml:space="preserve">Eliminated access creep from accumulated permissions</w:t>
+      </w:r>
+      <w:r>
+        <w:t xml:space="preserve">”</w:t>
+      </w:r>
+      <w:r>
+        <w:t xml:space="preserve"> </w:t>
+      </w:r>
+      <w:r>
+        <w:t xml:space="preserve">admin_load:</w:t>
+      </w:r>
+      <w:r>
+        <w:t xml:space="preserve"> </w:t>
+      </w:r>
+      <w:r>
+        <w:t xml:space="preserve">“</w:t>
+      </w:r>
+      <w:r>
+        <w:t xml:space="preserve">100% reduction in manual group management for transfers</w:t>
+      </w:r>
+      <w:r>
+        <w:t xml:space="preserve">”</w:t>
+      </w:r>
+      <w:r>
+        <w:t xml:space="preserve"> </w:t>
+      </w:r>
+      <w:r>
+        <w:t xml:space="preserve">leaver_scenario:</w:t>
+      </w:r>
+      <w:r>
+        <w:t xml:space="preserve"> </w:t>
+      </w:r>
+      <w:r>
+        <w:t xml:space="preserve">persona:</w:t>
+      </w:r>
+      <w:r>
+        <w:t xml:space="preserve"> </w:t>
+      </w:r>
+      <w:r>
+        <w:t xml:space="preserve">“</w:t>
+      </w:r>
+      <w:r>
+        <w:t xml:space="preserve">James Vance, Contractor</w:t>
+      </w:r>
+      <w:r>
+        <w:t xml:space="preserve">”</w:t>
+      </w:r>
+      <w:r>
+        <w:t xml:space="preserve"> </w:t>
+      </w:r>
+      <w:r>
+        <w:t xml:space="preserve">event:</w:t>
+      </w:r>
+      <w:r>
+        <w:t xml:space="preserve"> </w:t>
+      </w:r>
+      <w:r>
+        <w:t xml:space="preserve">“</w:t>
+      </w:r>
+      <w:r>
+        <w:t xml:space="preserve">Immediate Separation (End of Contract / High-Risk Departure)</w:t>
+      </w:r>
+      <w:r>
+        <w:t xml:space="preserve">”</w:t>
+      </w:r>
+      <w:r>
+        <w:t xml:space="preserve"> </w:t>
+      </w:r>
+      <w:r>
+        <w:t xml:space="preserve">narrative: &gt;</w:t>
+      </w:r>
+      <w:r>
+        <w:t xml:space="preserve"> </w:t>
+      </w:r>
+      <w:r>
+        <w:t xml:space="preserve">The Leaver scenario demonstrates the automated kill switch.</w:t>
+      </w:r>
+      <w:r>
+        <w:t xml:space="preserve"> </w:t>
+      </w:r>
+      <w:r>
+        <w:t xml:space="preserve">When HR finalizes the separation, the HRIS pushes a status update</w:t>
+      </w:r>
+      <w:r>
+        <w:t xml:space="preserve"> </w:t>
+      </w:r>
+      <w:r>
+        <w:t xml:space="preserve">setting Employee Status to Terminated with immediate effect.</w:t>
+      </w:r>
+      <w:r>
+        <w:t xml:space="preserve"> </w:t>
+      </w:r>
+      <w:r>
+        <w:t xml:space="preserve">Entra ID disables the account within seconds, blocking all new</w:t>
+      </w:r>
+      <w:r>
+        <w:t xml:space="preserve"> </w:t>
+      </w:r>
+      <w:r>
+        <w:t xml:space="preserve">sign-in sessions across M365, Azure, ServiceNow, and federated</w:t>
+      </w:r>
+      <w:r>
+        <w:t xml:space="preserve"> </w:t>
+      </w:r>
+      <w:r>
+        <w:t xml:space="preserve">apps. Continuous Access Evaluation (CAE) issues a revocation</w:t>
+      </w:r>
+      <w:r>
+        <w:t xml:space="preserve"> </w:t>
+      </w:r>
+      <w:r>
+        <w:t xml:space="preserve">signal to all supporting apps, terminating active sessions</w:t>
+      </w:r>
+      <w:r>
+        <w:t xml:space="preserve"> </w:t>
+      </w:r>
+      <w:r>
+        <w:t xml:space="preserve">instantly without waiting for token expiry. The Sync Orchestrator</w:t>
+      </w:r>
+      <w:r>
+        <w:t xml:space="preserve"> </w:t>
+      </w:r>
+      <w:r>
+        <w:t xml:space="preserve">moves all assigned assets (laptop, PIV card, mobile) to</w:t>
+      </w:r>
+      <w:r>
+        <w:t xml:space="preserve"> </w:t>
+      </w:r>
+      <w:r>
+        <w:t xml:space="preserve">In Stock Pending Recovery status in ServiceNow and generates</w:t>
+      </w:r>
+      <w:r>
+        <w:t xml:space="preserve"> </w:t>
+      </w:r>
+      <w:r>
+        <w:t xml:space="preserve">a high-priority recovery ticket for Physical Security. Sentinel</w:t>
+      </w:r>
+      <w:r>
+        <w:t xml:space="preserve"> </w:t>
+      </w:r>
+      <w:r>
+        <w:t xml:space="preserve">logs the disablement and monitors for failed login attempts.</w:t>
+      </w:r>
+      <w:r>
+        <w:t xml:space="preserve"> </w:t>
+      </w:r>
+      <w:r>
+        <w:t xml:space="preserve">A final Atlas Report is sent to the Department Lead and Security</w:t>
+      </w:r>
+      <w:r>
+        <w:t xml:space="preserve"> </w:t>
+      </w:r>
+      <w:r>
+        <w:t xml:space="preserve">via MS Teams.</w:t>
+      </w:r>
+      <w:r>
+        <w:t xml:space="preserve"> </w:t>
+      </w:r>
+      <w:r>
+        <w:t xml:space="preserve">metrics:</w:t>
+      </w:r>
+      <w:r>
+        <w:t xml:space="preserve"> </w:t>
+      </w:r>
+      <w:r>
+        <w:t xml:space="preserve">revocation_latency:</w:t>
+      </w:r>
+      <w:r>
+        <w:t xml:space="preserve"> </w:t>
+      </w:r>
+      <w:r>
+        <w:t xml:space="preserve">“</w:t>
+      </w:r>
+      <w:r>
+        <w:t xml:space="preserve">Reduced from hours/days to less than 120 seconds</w:t>
+      </w:r>
+      <w:r>
+        <w:t xml:space="preserve">”</w:t>
+      </w:r>
+      <w:r>
+        <w:t xml:space="preserve"> </w:t>
+      </w:r>
+      <w:r>
+        <w:t xml:space="preserve">audit_compliance:</w:t>
+      </w:r>
+      <w:r>
+        <w:t xml:space="preserve"> </w:t>
+      </w:r>
+      <w:r>
+        <w:t xml:space="preserve">“</w:t>
+      </w:r>
+      <w:r>
+        <w:t xml:space="preserve">100% automated logging for FISMA and GCC-Moderate separation</w:t>
+      </w:r>
+      <w:r>
+        <w:t xml:space="preserve">”</w:t>
+      </w:r>
+      <w:r>
+        <w:t xml:space="preserve"> </w:t>
+      </w:r>
+      <w:r>
+        <w:t xml:space="preserve">asset_accountability:</w:t>
+      </w:r>
+      <w:r>
+        <w:t xml:space="preserve"> </w:t>
+      </w:r>
+      <w:r>
+        <w:t xml:space="preserve">“</w:t>
+      </w:r>
+      <w:r>
+        <w:t xml:space="preserve">Zero-latency flagging of agency hardware for recovery</w:t>
       </w:r>
       <w:r>
         <w:t xml:space="preserve">”</w:t>
